--- a/Rapports_mensuels/Mois2026_02/ipc_note_10_fr_2026_02.docx
+++ b/Rapports_mensuels/Mois2026_02/ipc_note_10_fr_2026_02.docx
@@ -39,7 +39,7 @@
         <w:pStyle w:val="ipccorps"/>
       </w:pPr>
       <w:r>
-        <w:t xml:space="preserve">De même la variation mensuelle de l’indice des produits non alimentaires a accru de 0.5% en raison de la hausse des prix des divisions suivantes : des «Biens Et Services Divers» de 3.9 %, des «Transports» de 0.9 %, des «Loisirs Et Culture» de 0.2 %. Aussi la baisse des «Meubles et Articles De Menage Et Entretien Courant Du Foyer» de -0.4 %, des «Logement, Eau, Gaz et Electricite Et Autres Combustibles» de -0.1 % et la stagnation des indices des autres</w:t>
+        <w:t xml:space="preserve">De même la variation mensuelle de l’indice des produits non alimentaires a accru de 0.5% en raison de la hausse des prix des divisions suivantes : des «Biens Et Services Divers» de 3.9 %, des «Transports» de 0.9 %, des «Loisirs Et Culture» de 0.2 %. Aussi la baisse des prix des «Meubles et Articles De Menage Et Entretien Courant Du Foyer» de -0.4 %, des «Logement, Eau, Gaz et Electricite Et Autres Combustibles» de -0.1 % et la stagnation des indices des autres</w:t>
       </w:r>
       <w:r>
         <w:t xml:space="preserve"> </w:t>
@@ -83,7 +83,7 @@
         <w:pStyle w:val="ipccorps"/>
       </w:pPr>
       <w:r>
-        <w:t xml:space="preserve">Par ailleurs, la variation annuelle de l’indice des produits non alimentaires a augmenté de 1.2%.</w:t>
+        <w:t xml:space="preserve">Par ailleurs, la variation annuelle de l’indice des produits non alimentaires a augmenté de 1.2%. Alors que la variation des prix des divisions qui constituent les produits non alimentaires a fluctué entre une diminution de la division des «Transports» de -3.1 % et une augumentation de la division des «Biens Et Services Divers» de 10.8 %</w:t>
       </w:r>
     </w:p>
     <w:p>

--- a/Rapports_mensuels/Mois2026_02/ipc_note_10_fr_2026_02.docx
+++ b/Rapports_mensuels/Mois2026_02/ipc_note_10_fr_2026_02.docx
@@ -31,7 +31,17 @@
         <w:pStyle w:val="ipccorps"/>
       </w:pPr>
       <w:r>
-        <w:t xml:space="preserve">Sur un mois, l’indice des prix des produits alimentaires a augumenté de 2.7% en Février 2026 par rapport à Janvier 2026 résultat de la hausse des prix des «Poisson Et Fruits De Mer» de 10.7 %, des «Fruits» de 6.6 %, des «Viande» et des «Legumes» de 3.5 %, des «Cafe et The Et Cacao» de 2.4 %, des «Lait et Fromage Et Oeufs» de 1.5 %, des «Pain Et Cereales» de 0.6 %, des «Sucre, Confiture, Miel et Chocolat Et Confeserie» de 0.1 %.</w:t>
+        <w:rPr>
+          <w:b/>
+          <w:bCs/>
+        </w:rPr>
+        <w:t xml:space="preserve">Sur un mois,</w:t>
+      </w:r>
+      <w:r>
+        <w:t xml:space="preserve"> </w:t>
+      </w:r>
+      <w:r>
+        <w:t xml:space="preserve">l’indice des prix des produits alimentaires a augmenté de 2.7% en Février 2026 par rapport à Janvier 2026, résultat de la hausse des prix des «Poisson et fruits de mer» de 10.7%, des «Fruits» de 6.6%, des «Viande» et des «Légumes» de 3.5%, du «Café et thé et cacao» de 2.4%, du «Lait et fromage et œufs» de 1.5%, des «Pain et céréales» et des «Services de restauration» de 0.6% et des «Sucre, confiture, miel et chocolat et confiserie» de 0.1%.</w:t>
       </w:r>
     </w:p>
     <w:p>
@@ -39,7 +49,7 @@
         <w:pStyle w:val="ipccorps"/>
       </w:pPr>
       <w:r>
-        <w:t xml:space="preserve">De même la variation mensuelle de l’indice des produits non alimentaires a accru de 0.5% en raison de la hausse des prix des divisions suivantes : des «Biens Et Services Divers» de 3.9 %, des «Transports» de 0.9 %, des «Loisirs Et Culture» de 0.2 %. Aussi la baisse des prix des «Meubles et Articles De Menage Et Entretien Courant Du Foyer» de -0.4 %, des «Logement, Eau, Gaz et Electricite Et Autres Combustibles» de -0.1 % et la stagnation des indices des autres</w:t>
+        <w:t xml:space="preserve">De même, la variation mensuelle de l’indice des produits non alimentaires a accru de 0.5% en raison de la hausse des prix des divisions suivantes: des «Biens et services divers» de 3.9%, des «Transports» de 0.9% et des «Loisirs et culture» de 0.2%. Aussi la baisse des prix des divisions suivantes : des «Meubles et articles de ménage et entretien courant du foyer» de 0.4% et des «Logement, eau, gaz et électricité et autres combustibles» de 0.1%. Ainsi que, la stagnation des indices des autres</w:t>
       </w:r>
       <w:r>
         <w:t xml:space="preserve"> </w:t>
@@ -69,13 +79,13 @@
         <w:t xml:space="preserve"> </w:t>
       </w:r>
       <w:r>
-        <w:t xml:space="preserve">a baissé de -0.7% en Février 2026, par rapport à Février 2025, sous l’effet de la diminution des</w:t>
+        <w:t xml:space="preserve">a baissé de -0.7% en Février 2026 par rapport à Février 2025, sous l’effet de la diminution des</w:t>
       </w:r>
       <w:r>
         <w:t xml:space="preserve"> </w:t>
       </w:r>
       <w:r>
-        <w:t xml:space="preserve">prix des «Huiles Et Graisses» de -18.4 %, des «Viande» de -6.6 %, des «Produits Alimentaires N.C.A.» de -3.1 %, des «Lait et Fromage Et Oeufs» de -2 %, des «Eaux Minerales, Boissons Rafraichissantes et Jus De Fruits Et De Legumes (Nd)» de -0.5 %. Par ailleurs, l’augmentation des prix des «Poisson Et Fruits De Mer» de 18.5 %, des «Fruits» de 6.9 %, des «Cafe et The Et Cacao» de 6.5 %, des «Legumes» de 4 %, des «Tabac» de 3.7 %, des «Sucre, Confiture, Miel et Chocolat Et Confeserie» de 0.3 %, des «Pain Et Cereales» de 0.2 % et la stagnation des prix n’ont pas affecté l’évolution générale.</w:t>
+        <w:t xml:space="preserve">prix des «Huiles et graisses» de 18.4%, des «Viande» de 6.6%, des «Produits alimentaires n.c.a.» de 3.1%, du «Lait et fromage et œufs» de 2% et des «Eaux minerales, boissons rafraichissantes et jus de fruits et de légumes (nd)» de 0.5%. Par ailleurs, l’augmentation des prix des «Poisson et fruits de mer» de 18.5%, des «Fruits» de 6.9%, du «Café et thé et cacao» de 6.5%, des «Légumes» de 4%, des «Tabac» de 3.7%, des «Sucre, confiture, miel et chocolat et confiserie» de 0.3% et des «Pain et céréales» et des «Services de restauration» de 0.2% et la stagnation des prix NA n’ont pas affecté l’évolution générale.</w:t>
       </w:r>
     </w:p>
     <w:p>
@@ -83,7 +93,7 @@
         <w:pStyle w:val="ipccorps"/>
       </w:pPr>
       <w:r>
-        <w:t xml:space="preserve">Par ailleurs, la variation annuelle de l’indice des produits non alimentaires a augmenté de 1.2%. Alors que la variation des prix des divisions qui constituent les produits non alimentaires a fluctué entre une diminution de la division des «Transports» de -3.1 % et une augumentation de la division des «Biens Et Services Divers» de 10.8 %</w:t>
+        <w:t xml:space="preserve">Par ailleurs, la variation annuelle de l’indice des produits non alimentaires a augmenté de 1.2%. Alors que la variation des prix des divisions qui constituent les produits non alimentaires a fluctué entre une diminution de la division des «Transports» de 3.1% et une augumentation de la division des «Biens et services divers» de 10.8%</w:t>
       </w:r>
     </w:p>
     <w:p>
